--- a/Expecificaciones del proyecto .docx
+++ b/Expecificaciones del proyecto .docx
@@ -21,7 +21,7 @@
           <w:shd w:fill="93c47d" w:val="clear"/>
           <w:rtl w:val="0"/>
         </w:rPr>
-        <w:t xml:space="preserve">Nombre del grupo: </w:t>
+        <w:t xml:space="preserve">Nombre del grupo: ChainCore3</w:t>
       </w:r>
     </w:p>
     <w:p>
